--- a/az/scientists/CV/Word/Akbarov_Kamal_CV_AZ.docx
+++ b/az/scientists/CV/Word/Akbarov_Kamal_CV_AZ.docx
@@ -788,7 +788,7 @@
                 <w:sz w:val="21"/>
                 <w:szCs w:val="21"/>
               </w:rPr>
-              <w:t>Radiasiya onkologiyası. CV-də dissertasiya mövzuları: uşaqlıq boynu xərçəngində fərdiləşdirilmiş poliradiosensibilizasiya və interstisial adaptiv braxiterapiya ilə şüa terapiyasının effektivliyinin artırılması; yerli yayılmış uşaqlıq boynu xərçəngində eyni vaxtda kimya-şüa terapiyasının optimallaşdırılması</w:t>
+              <w:t>Radiasiya onkologiyası.Dissertasiya mövzuları: uşaqlıq boynu xərçəngində fərdiləşdirilmiş poliradiosensibilizasiya və interstisial adaptiv braxiterapiya ilə şüa terapiyasının effektivliyinin artırılması; yerli yayılmış uşaqlıq boynu xərçəngində eyni vaxtda kimya-şüa terapiyasının optimallaşdırılması</w:t>
             </w:r>
           </w:p>
         </w:tc>
